--- a/report2.docx
+++ b/report2.docx
@@ -1031,7 +1031,7 @@
           <v:shape id="_x0000_i1025" type="#_x0000_t75" style="width:467.25pt;height:427.5pt" o:ole="">
             <v:imagedata r:id="rId9" o:title=""/>
           </v:shape>
-          <o:OLEObject Type="Embed" ProgID="Visio.Drawing.15" ShapeID="_x0000_i1025" DrawAspect="Content" ObjectID="_1824575324" r:id="rId10"/>
+          <o:OLEObject Type="Embed" ProgID="Visio.Drawing.15" ShapeID="_x0000_i1025" DrawAspect="Content" ObjectID="_1824649662" r:id="rId10"/>
         </w:object>
       </w:r>
     </w:p>
@@ -1841,6 +1841,7 @@
         <w:rPr>
           <w:b/>
           <w:bCs/>
+          <w:lang w:val="en-US"/>
         </w:rPr>
       </w:pPr>
       <w:r>
@@ -1855,12 +1856,172 @@
     <w:p>
       <w:pPr>
         <w:pStyle w:val="af5"/>
-        <w:ind w:firstLine="0"/>
+        <w:ind w:firstLine="708"/>
         <w:rPr>
           <w:b/>
           <w:bCs/>
+          <w:lang w:val="en-US"/>
         </w:rPr>
       </w:pPr>
+    </w:p>
+    <w:p>
+      <w:pPr>
+        <w:pStyle w:val="af5"/>
+        <w:ind w:firstLine="708"/>
+        <w:rPr>
+          <w:b/>
+          <w:bCs/>
+          <w:lang w:val="en-US"/>
+        </w:rPr>
+      </w:pPr>
+      <w:r>
+        <w:rPr>
+          <w:b/>
+          <w:bCs/>
+          <w:lang w:val="en-US"/>
+        </w:rPr>
+        <w:drawing>
+          <wp:inline distT="0" distB="0" distL="0" distR="0" wp14:anchorId="3DD18430" wp14:editId="1B95874C">
+            <wp:extent cx="5463540" cy="4366744"/>
+            <wp:effectExtent l="0" t="0" r="3810" b="0"/>
+            <wp:docPr id="180974029" name="Рисунок 1"/>
+            <wp:cNvGraphicFramePr>
+              <a:graphicFrameLocks xmlns:a="http://schemas.openxmlformats.org/drawingml/2006/main" noChangeAspect="1"/>
+            </wp:cNvGraphicFramePr>
+            <a:graphic xmlns:a="http://schemas.openxmlformats.org/drawingml/2006/main">
+              <a:graphicData uri="http://schemas.openxmlformats.org/drawingml/2006/picture">
+                <pic:pic xmlns:pic="http://schemas.openxmlformats.org/drawingml/2006/picture">
+                  <pic:nvPicPr>
+                    <pic:cNvPr id="180974029" name=""/>
+                    <pic:cNvPicPr/>
+                  </pic:nvPicPr>
+                  <pic:blipFill>
+                    <a:blip r:embed="rId11"/>
+                    <a:stretch>
+                      <a:fillRect/>
+                    </a:stretch>
+                  </pic:blipFill>
+                  <pic:spPr>
+                    <a:xfrm>
+                      <a:off x="0" y="0"/>
+                      <a:ext cx="5494491" cy="4391482"/>
+                    </a:xfrm>
+                    <a:prstGeom prst="rect">
+                      <a:avLst/>
+                    </a:prstGeom>
+                  </pic:spPr>
+                </pic:pic>
+              </a:graphicData>
+            </a:graphic>
+          </wp:inline>
+        </w:drawing>
+      </w:r>
+    </w:p>
+    <w:p>
+      <w:pPr>
+        <w:pStyle w:val="af5"/>
+        <w:ind w:firstLine="0"/>
+        <w:jc w:val="center"/>
+      </w:pPr>
+      <w:r>
+        <w:t xml:space="preserve">Рисунок </w:t>
+      </w:r>
+      <w:r>
+        <w:t>2</w:t>
+      </w:r>
+      <w:r>
+        <w:t xml:space="preserve"> — </w:t>
+      </w:r>
+      <w:r>
+        <w:t>Обработка ввода с клавиатуры</w:t>
+      </w:r>
+    </w:p>
+    <w:p>
+      <w:pPr>
+        <w:pStyle w:val="af5"/>
+        <w:ind w:firstLine="0"/>
+        <w:jc w:val="center"/>
+      </w:pPr>
+    </w:p>
+    <w:p>
+      <w:pPr>
+        <w:pStyle w:val="af5"/>
+        <w:ind w:firstLine="0"/>
+        <w:jc w:val="center"/>
+        <w:rPr>
+          <w:lang w:val="en-US"/>
+        </w:rPr>
+      </w:pPr>
+      <w:r>
+        <w:rPr>
+          <w:lang w:val="en-US"/>
+        </w:rPr>
+        <w:drawing>
+          <wp:inline distT="0" distB="0" distL="0" distR="0" wp14:anchorId="7A02D087" wp14:editId="31073F15">
+            <wp:extent cx="5940425" cy="1887855"/>
+            <wp:effectExtent l="0" t="0" r="3175" b="0"/>
+            <wp:docPr id="1507230647" name="Рисунок 1"/>
+            <wp:cNvGraphicFramePr>
+              <a:graphicFrameLocks xmlns:a="http://schemas.openxmlformats.org/drawingml/2006/main" noChangeAspect="1"/>
+            </wp:cNvGraphicFramePr>
+            <a:graphic xmlns:a="http://schemas.openxmlformats.org/drawingml/2006/main">
+              <a:graphicData uri="http://schemas.openxmlformats.org/drawingml/2006/picture">
+                <pic:pic xmlns:pic="http://schemas.openxmlformats.org/drawingml/2006/picture">
+                  <pic:nvPicPr>
+                    <pic:cNvPr id="1507230647" name=""/>
+                    <pic:cNvPicPr/>
+                  </pic:nvPicPr>
+                  <pic:blipFill>
+                    <a:blip r:embed="rId12"/>
+                    <a:stretch>
+                      <a:fillRect/>
+                    </a:stretch>
+                  </pic:blipFill>
+                  <pic:spPr>
+                    <a:xfrm>
+                      <a:off x="0" y="0"/>
+                      <a:ext cx="5940425" cy="1887855"/>
+                    </a:xfrm>
+                    <a:prstGeom prst="rect">
+                      <a:avLst/>
+                    </a:prstGeom>
+                  </pic:spPr>
+                </pic:pic>
+              </a:graphicData>
+            </a:graphic>
+          </wp:inline>
+        </w:drawing>
+      </w:r>
+    </w:p>
+    <w:p>
+      <w:pPr>
+        <w:pStyle w:val="af5"/>
+        <w:ind w:firstLine="0"/>
+        <w:jc w:val="center"/>
+      </w:pPr>
+      <w:r>
+        <w:rPr>
+          <w:b/>
+          <w:bCs/>
+          <w:lang w:val="en-US"/>
+        </w:rPr>
+        <w:tab/>
+      </w:r>
+      <w:r>
+        <w:t xml:space="preserve">Рисунок </w:t>
+      </w:r>
+      <w:r>
+        <w:t>3</w:t>
+      </w:r>
+      <w:r>
+        <w:t xml:space="preserve"> — </w:t>
+      </w:r>
+      <w:r>
+        <w:t xml:space="preserve">Обработка </w:t>
+      </w:r>
+      <w:r>
+        <w:t>сгенерированного массива</w:t>
+      </w:r>
     </w:p>
     <w:p>
       <w:pPr>
@@ -1872,10 +2033,185 @@
           <w:lang w:val="en-US"/>
         </w:rPr>
       </w:pPr>
+    </w:p>
+    <w:p>
+      <w:pPr>
+        <w:pStyle w:val="af5"/>
+        <w:ind w:firstLine="0"/>
+        <w:rPr>
+          <w:b/>
+          <w:bCs/>
+          <w:lang w:val="en-US"/>
+        </w:rPr>
+      </w:pPr>
+    </w:p>
+    <w:p>
+      <w:pPr>
+        <w:pStyle w:val="af5"/>
+        <w:ind w:firstLine="0"/>
+        <w:rPr>
+          <w:b/>
+          <w:bCs/>
+          <w:lang w:val="en-US"/>
+        </w:rPr>
+      </w:pPr>
+    </w:p>
+    <w:p>
+      <w:pPr>
+        <w:pStyle w:val="af5"/>
+        <w:ind w:firstLine="0"/>
+        <w:rPr>
+          <w:b/>
+          <w:bCs/>
+          <w:lang w:val="en-US"/>
+        </w:rPr>
+      </w:pPr>
+    </w:p>
+    <w:p>
+      <w:pPr>
+        <w:pStyle w:val="af5"/>
+        <w:ind w:firstLine="0"/>
+        <w:rPr>
+          <w:b/>
+          <w:bCs/>
+          <w:lang w:val="en-US"/>
+        </w:rPr>
+      </w:pPr>
+    </w:p>
+    <w:p>
+      <w:pPr>
+        <w:pStyle w:val="af5"/>
+        <w:ind w:firstLine="0"/>
+        <w:rPr>
+          <w:b/>
+          <w:bCs/>
+          <w:lang w:val="en-US"/>
+        </w:rPr>
+      </w:pPr>
+    </w:p>
+    <w:p>
+      <w:pPr>
+        <w:pStyle w:val="af5"/>
+        <w:ind w:firstLine="0"/>
+        <w:rPr>
+          <w:b/>
+          <w:bCs/>
+          <w:lang w:val="en-US"/>
+        </w:rPr>
+      </w:pPr>
+    </w:p>
+    <w:p>
+      <w:pPr>
+        <w:pStyle w:val="af5"/>
+        <w:ind w:firstLine="0"/>
+        <w:rPr>
+          <w:b/>
+          <w:bCs/>
+          <w:lang w:val="en-US"/>
+        </w:rPr>
+      </w:pPr>
+    </w:p>
+    <w:p>
+      <w:pPr>
+        <w:pStyle w:val="af5"/>
+        <w:ind w:firstLine="0"/>
+        <w:rPr>
+          <w:b/>
+          <w:bCs/>
+          <w:lang w:val="en-US"/>
+        </w:rPr>
+      </w:pPr>
       <w:r>
         <w:rPr>
           <w:b/>
           <w:bCs/>
+          <w:lang w:val="en-US"/>
+        </w:rPr>
+        <w:lastRenderedPageBreak/>
+        <w:drawing>
+          <wp:inline distT="0" distB="0" distL="0" distR="0" wp14:anchorId="3D1FDA4C" wp14:editId="006E772D">
+            <wp:extent cx="5940425" cy="1577340"/>
+            <wp:effectExtent l="0" t="0" r="3175" b="3810"/>
+            <wp:docPr id="1449250408" name="Рисунок 1"/>
+            <wp:cNvGraphicFramePr>
+              <a:graphicFrameLocks xmlns:a="http://schemas.openxmlformats.org/drawingml/2006/main" noChangeAspect="1"/>
+            </wp:cNvGraphicFramePr>
+            <a:graphic xmlns:a="http://schemas.openxmlformats.org/drawingml/2006/main">
+              <a:graphicData uri="http://schemas.openxmlformats.org/drawingml/2006/picture">
+                <pic:pic xmlns:pic="http://schemas.openxmlformats.org/drawingml/2006/picture">
+                  <pic:nvPicPr>
+                    <pic:cNvPr id="1449250408" name=""/>
+                    <pic:cNvPicPr/>
+                  </pic:nvPicPr>
+                  <pic:blipFill>
+                    <a:blip r:embed="rId13"/>
+                    <a:stretch>
+                      <a:fillRect/>
+                    </a:stretch>
+                  </pic:blipFill>
+                  <pic:spPr>
+                    <a:xfrm>
+                      <a:off x="0" y="0"/>
+                      <a:ext cx="5940425" cy="1577340"/>
+                    </a:xfrm>
+                    <a:prstGeom prst="rect">
+                      <a:avLst/>
+                    </a:prstGeom>
+                  </pic:spPr>
+                </pic:pic>
+              </a:graphicData>
+            </a:graphic>
+          </wp:inline>
+        </w:drawing>
+      </w:r>
+    </w:p>
+    <w:p>
+      <w:pPr>
+        <w:pStyle w:val="af5"/>
+        <w:ind w:firstLine="0"/>
+        <w:jc w:val="center"/>
+      </w:pPr>
+      <w:r>
+        <w:t xml:space="preserve">Рисунок </w:t>
+      </w:r>
+      <w:r>
+        <w:t>4</w:t>
+      </w:r>
+      <w:r>
+        <w:t xml:space="preserve"> — </w:t>
+      </w:r>
+      <w:r>
+        <w:t xml:space="preserve">Обработка </w:t>
+      </w:r>
+      <w:r>
+        <w:t>файлового ввода</w:t>
+      </w:r>
+    </w:p>
+    <w:p>
+      <w:pPr>
+        <w:pStyle w:val="af5"/>
+        <w:ind w:firstLine="0"/>
+        <w:rPr>
+          <w:b/>
+          <w:bCs/>
+        </w:rPr>
+      </w:pPr>
+    </w:p>
+    <w:p>
+      <w:pPr>
+        <w:pStyle w:val="af5"/>
+        <w:ind w:firstLine="0"/>
+        <w:rPr>
+          <w:b/>
+          <w:bCs/>
+          <w:lang w:val="en-US"/>
+        </w:rPr>
+      </w:pPr>
+      <w:r>
+        <w:rPr>
+          <w:b/>
+          <w:bCs/>
+          <w:noProof/>
           <w:lang w:val="en-US"/>
         </w:rPr>
         <w:drawing>
@@ -1894,7 +2230,7 @@
                     <pic:cNvPicPr/>
                   </pic:nvPicPr>
                   <pic:blipFill>
-                    <a:blip r:embed="rId11"/>
+                    <a:blip r:embed="rId14"/>
                     <a:stretch>
                       <a:fillRect/>
                     </a:stretch>
@@ -1925,7 +2261,7 @@
         <w:t xml:space="preserve">Рисунок </w:t>
       </w:r>
       <w:r>
-        <w:t>2</w:t>
+        <w:t>5</w:t>
       </w:r>
       <w:r>
         <w:t xml:space="preserve"> — </w:t>
@@ -1957,6 +2293,7 @@
         <w:rPr>
           <w:b/>
           <w:bCs/>
+          <w:noProof/>
         </w:rPr>
         <w:drawing>
           <wp:inline distT="0" distB="0" distL="0" distR="0" wp14:anchorId="07B4C79E" wp14:editId="5CF6F8AA">
@@ -1974,7 +2311,7 @@
                     <pic:cNvPicPr/>
                   </pic:nvPicPr>
                   <pic:blipFill>
-                    <a:blip r:embed="rId12"/>
+                    <a:blip r:embed="rId15"/>
                     <a:stretch>
                       <a:fillRect/>
                     </a:stretch>
@@ -2005,7 +2342,7 @@
         <w:t xml:space="preserve">Рисунок </w:t>
       </w:r>
       <w:r>
-        <w:t>3</w:t>
+        <w:t>6</w:t>
       </w:r>
       <w:r>
         <w:t xml:space="preserve"> — </w:t>
@@ -2028,6 +2365,10 @@
         <w:jc w:val="center"/>
       </w:pPr>
       <w:r>
+        <w:rPr>
+          <w:noProof/>
+        </w:rPr>
+        <w:lastRenderedPageBreak/>
         <w:drawing>
           <wp:inline distT="0" distB="0" distL="0" distR="0" wp14:anchorId="26A6EAE0" wp14:editId="7343B8ED">
             <wp:extent cx="5940425" cy="2112645"/>
@@ -2044,7 +2385,7 @@
                     <pic:cNvPicPr/>
                   </pic:nvPicPr>
                   <pic:blipFill>
-                    <a:blip r:embed="rId13"/>
+                    <a:blip r:embed="rId16"/>
                     <a:stretch>
                       <a:fillRect/>
                     </a:stretch>
@@ -2075,7 +2416,7 @@
         <w:t xml:space="preserve">Рисунок </w:t>
       </w:r>
       <w:r>
-        <w:t>4</w:t>
+        <w:t>7</w:t>
       </w:r>
       <w:r>
         <w:t xml:space="preserve"> — </w:t>
@@ -2103,32 +2444,12 @@
           <w:bCs/>
         </w:rPr>
       </w:pPr>
-    </w:p>
-    <w:p>
-      <w:pPr>
-        <w:pStyle w:val="af5"/>
-        <w:ind w:firstLine="0"/>
-        <w:rPr>
-          <w:b/>
-          <w:bCs/>
-        </w:rPr>
-      </w:pPr>
-    </w:p>
-    <w:p>
-      <w:pPr>
-        <w:pStyle w:val="af5"/>
-        <w:ind w:firstLine="0"/>
-        <w:rPr>
-          <w:b/>
-          <w:bCs/>
-        </w:rPr>
-      </w:pPr>
       <w:r>
         <w:rPr>
           <w:b/>
           <w:bCs/>
+          <w:noProof/>
         </w:rPr>
-        <w:lastRenderedPageBreak/>
         <w:drawing>
           <wp:inline distT="0" distB="0" distL="0" distR="0" wp14:anchorId="37BBB586" wp14:editId="2DD48EB4">
             <wp:extent cx="5940425" cy="2028190"/>
@@ -2145,7 +2466,7 @@
                     <pic:cNvPicPr/>
                   </pic:nvPicPr>
                   <pic:blipFill>
-                    <a:blip r:embed="rId14"/>
+                    <a:blip r:embed="rId17"/>
                     <a:stretch>
                       <a:fillRect/>
                     </a:stretch>
@@ -2176,19 +2497,13 @@
         <w:t xml:space="preserve">Рисунок </w:t>
       </w:r>
       <w:r>
-        <w:t>4</w:t>
+        <w:t>8</w:t>
       </w:r>
       <w:r>
         <w:t xml:space="preserve"> — </w:t>
       </w:r>
       <w:r>
-        <w:t xml:space="preserve">Тестирования алгоритма на массиве целых отрицательных </w:t>
-      </w:r>
-      <w:r>
-        <w:t xml:space="preserve">и неотрицательных </w:t>
-      </w:r>
-      <w:r>
-        <w:t>чисел</w:t>
+        <w:t>Тестирования алгоритма на массиве целых отрицательных и неотрицательных чисел</w:t>
       </w:r>
     </w:p>
     <w:p>
@@ -2339,43 +2654,6 @@
     <w:p>
       <w:pPr>
         <w:jc w:val="center"/>
-      </w:pPr>
-    </w:p>
-    <w:p>
-      <w:pPr>
-        <w:jc w:val="center"/>
-      </w:pPr>
-    </w:p>
-    <w:p>
-      <w:pPr>
-        <w:jc w:val="center"/>
-      </w:pPr>
-    </w:p>
-    <w:p>
-      <w:pPr>
-        <w:jc w:val="center"/>
-      </w:pPr>
-    </w:p>
-    <w:p>
-      <w:pPr>
-        <w:jc w:val="center"/>
-      </w:pPr>
-    </w:p>
-    <w:p>
-      <w:pPr>
-        <w:jc w:val="center"/>
-      </w:pPr>
-    </w:p>
-    <w:p/>
-    <w:p/>
-    <w:p>
-      <w:pPr>
-        <w:pStyle w:val="af5"/>
-        <w:ind w:firstLine="0"/>
-        <w:rPr>
-          <w:b/>
-          <w:bCs/>
-        </w:rPr>
       </w:pPr>
     </w:p>
     <w:p>
@@ -2547,9 +2825,6 @@
       <w:pPr>
         <w:pStyle w:val="af5"/>
         <w:ind w:firstLine="360"/>
-        <w:rPr>
-          <w:lang w:val="en-US"/>
-        </w:rPr>
       </w:pPr>
       <w:r>
         <w:t>На выходи получили программу, позволяющую использовать алгоритм Гномьей сортировки при различных форматах ввода данных</w:t>
@@ -2673,7 +2948,7 @@
       </w:pPr>
     </w:p>
     <w:sectPr>
-      <w:footerReference w:type="default" r:id="rId15"/>
+      <w:footerReference w:type="default" r:id="rId18"/>
       <w:pgSz w:w="11906" w:h="16838"/>
       <w:pgMar w:top="1134" w:right="850" w:bottom="1134" w:left="1701" w:header="708" w:footer="708" w:gutter="0"/>
       <w:pgNumType w:start="1"/>
@@ -3650,6 +3925,7 @@
   <w:style w:type="character" w:default="1" w:styleId="a0">
     <w:name w:val="Default Paragraph Font"/>
     <w:uiPriority w:val="1"/>
+    <w:semiHidden/>
     <w:unhideWhenUsed/>
   </w:style>
   <w:style w:type="table" w:default="1" w:styleId="a1">

--- a/report2.docx
+++ b/report2.docx
@@ -814,8 +814,13 @@
               <w:pStyle w:val="af5"/>
               <w:ind w:firstLine="0"/>
             </w:pPr>
+            <w:proofErr w:type="spellStart"/>
             <w:r>
-              <w:t>Дамрин А.О.</w:t>
+              <w:t>Дамрин</w:t>
+            </w:r>
+            <w:proofErr w:type="spellEnd"/>
+            <w:r>
+              <w:t xml:space="preserve"> А.О.</w:t>
             </w:r>
           </w:p>
         </w:tc>
@@ -940,8 +945,21 @@
         <w:t>О</w:t>
       </w:r>
       <w:r>
-        <w:t>писать и реализовать алгоритм Гномьей сортировки/ Gnome sort</w:t>
-      </w:r>
+        <w:t xml:space="preserve">писать и реализовать алгоритм Гномьей сортировки/ </w:t>
+      </w:r>
+      <w:proofErr w:type="spellStart"/>
+      <w:r>
+        <w:t>Gnome</w:t>
+      </w:r>
+      <w:proofErr w:type="spellEnd"/>
+      <w:r>
+        <w:t xml:space="preserve"> </w:t>
+      </w:r>
+      <w:proofErr w:type="spellStart"/>
+      <w:r>
+        <w:t>sort</w:t>
+      </w:r>
+      <w:proofErr w:type="spellEnd"/>
       <w:r>
         <w:t>.</w:t>
       </w:r>
@@ -1010,10 +1028,10 @@
             <v:path o:extrusionok="f" gradientshapeok="t" o:connecttype="rect"/>
             <o:lock v:ext="edit" aspectratio="t"/>
           </v:shapetype>
-          <v:shape id="_x0000_i1025" type="#_x0000_t75" style="width:467.25pt;height:427.5pt" o:ole="">
+          <v:shape id="_x0000_i1025" type="#_x0000_t75" style="width:467.5pt;height:427.55pt" o:ole="">
             <v:imagedata r:id="rId9" o:title=""/>
           </v:shape>
-          <o:OLEObject Type="Embed" ProgID="Visio.Drawing.15" ShapeID="_x0000_i1025" DrawAspect="Content" ObjectID="_1826096653" r:id="rId10"/>
+          <o:OLEObject Type="Embed" ProgID="Visio.Drawing.15" ShapeID="_x0000_i1025" DrawAspect="Content" ObjectID="_1826542593" r:id="rId10"/>
         </w:object>
       </w:r>
     </w:p>
@@ -1823,7 +1841,6 @@
         <w:rPr>
           <w:b/>
           <w:bCs/>
-          <w:lang w:val="en-US"/>
         </w:rPr>
       </w:pPr>
       <w:r>
@@ -1833,6 +1850,32 @@
         </w:rPr>
         <w:lastRenderedPageBreak/>
         <w:t>5 Тестирование программы</w:t>
+      </w:r>
+    </w:p>
+    <w:p>
+      <w:pPr>
+        <w:pStyle w:val="af5"/>
+        <w:ind w:firstLine="708"/>
+        <w:rPr>
+          <w:b/>
+          <w:bCs/>
+          <w:lang w:val="en-US"/>
+        </w:rPr>
+      </w:pPr>
+    </w:p>
+    <w:p>
+      <w:pPr>
+        <w:pStyle w:val="af5"/>
+        <w:ind w:firstLine="708"/>
+        <w:rPr>
+          <w:lang w:val="en-US"/>
+        </w:rPr>
+      </w:pPr>
+      <w:r>
+        <w:t>На рисунке 2 представлено консольное меню программы</w:t>
+      </w:r>
+      <w:r>
+        <w:t>:</w:t>
       </w:r>
     </w:p>
     <w:p>
@@ -1845,21 +1888,11 @@
           <w:lang w:val="en-US"/>
         </w:rPr>
       </w:pPr>
-    </w:p>
-    <w:p>
-      <w:pPr>
-        <w:pStyle w:val="af5"/>
-        <w:ind w:firstLine="0"/>
+      <w:r>
         <w:rPr>
           <w:b/>
           <w:bCs/>
-          <w:lang w:val="en-US"/>
-        </w:rPr>
-      </w:pPr>
-      <w:r>
-        <w:rPr>
-          <w:b/>
-          <w:bCs/>
+          <w:noProof/>
           <w:lang w:val="en-US"/>
         </w:rPr>
         <w:drawing>
@@ -1921,12 +1954,27 @@
     <w:p>
       <w:pPr>
         <w:pStyle w:val="af5"/>
+        <w:ind w:firstLine="0"/>
+        <w:jc w:val="center"/>
+      </w:pPr>
+    </w:p>
+    <w:p>
+      <w:pPr>
+        <w:pStyle w:val="af5"/>
         <w:ind w:firstLine="708"/>
         <w:rPr>
-          <w:b/>
-          <w:bCs/>
+          <w:lang w:val="en-US"/>
         </w:rPr>
       </w:pPr>
+      <w:r>
+        <w:t>На рисунке</w:t>
+      </w:r>
+      <w:r>
+        <w:t xml:space="preserve"> 3 представлен результат работы программы при ручном вводе элементов массива</w:t>
+      </w:r>
+      <w:r>
+        <w:t>:</w:t>
+      </w:r>
     </w:p>
     <w:p>
       <w:pPr>
@@ -1942,6 +1990,7 @@
         <w:rPr>
           <w:b/>
           <w:bCs/>
+          <w:noProof/>
         </w:rPr>
         <w:drawing>
           <wp:inline distT="0" distB="0" distL="0" distR="0" wp14:anchorId="3286A585" wp14:editId="36554E35">
@@ -1985,6 +2034,9 @@
         <w:pStyle w:val="af5"/>
         <w:ind w:firstLine="0"/>
         <w:jc w:val="center"/>
+        <w:rPr>
+          <w:lang w:val="en-US"/>
+        </w:rPr>
       </w:pPr>
       <w:r>
         <w:t xml:space="preserve">Рисунок </w:t>
@@ -2001,13 +2053,6 @@
       <w:r>
         <w:t>Обработка ввода с клавиатуры</w:t>
       </w:r>
-    </w:p>
-    <w:p>
-      <w:pPr>
-        <w:pStyle w:val="af5"/>
-        <w:ind w:firstLine="0"/>
-        <w:jc w:val="center"/>
-      </w:pPr>
     </w:p>
     <w:p>
       <w:pPr>
@@ -2018,16 +2063,182 @@
           <w:lang w:val="en-US"/>
         </w:rPr>
       </w:pPr>
-      <w:r>
+    </w:p>
+    <w:p>
+      <w:pPr>
+        <w:pStyle w:val="af5"/>
+        <w:ind w:firstLine="0"/>
+        <w:jc w:val="center"/>
         <w:rPr>
-          <w:noProof/>
+          <w:lang w:val="en-US"/>
+        </w:rPr>
+      </w:pPr>
+    </w:p>
+    <w:p>
+      <w:pPr>
+        <w:pStyle w:val="af5"/>
+        <w:ind w:firstLine="0"/>
+        <w:jc w:val="center"/>
+        <w:rPr>
+          <w:lang w:val="en-US"/>
+        </w:rPr>
+      </w:pPr>
+    </w:p>
+    <w:p>
+      <w:pPr>
+        <w:pStyle w:val="af5"/>
+        <w:ind w:firstLine="0"/>
+        <w:jc w:val="center"/>
+        <w:rPr>
+          <w:lang w:val="en-US"/>
+        </w:rPr>
+      </w:pPr>
+    </w:p>
+    <w:p>
+      <w:pPr>
+        <w:pStyle w:val="af5"/>
+        <w:ind w:firstLine="0"/>
+        <w:jc w:val="center"/>
+        <w:rPr>
+          <w:lang w:val="en-US"/>
+        </w:rPr>
+      </w:pPr>
+    </w:p>
+    <w:p>
+      <w:pPr>
+        <w:pStyle w:val="af5"/>
+        <w:ind w:firstLine="0"/>
+        <w:jc w:val="center"/>
+        <w:rPr>
+          <w:lang w:val="en-US"/>
+        </w:rPr>
+      </w:pPr>
+    </w:p>
+    <w:p>
+      <w:pPr>
+        <w:pStyle w:val="af5"/>
+        <w:ind w:firstLine="0"/>
+        <w:jc w:val="center"/>
+        <w:rPr>
+          <w:lang w:val="en-US"/>
+        </w:rPr>
+      </w:pPr>
+    </w:p>
+    <w:p>
+      <w:pPr>
+        <w:pStyle w:val="af5"/>
+        <w:ind w:firstLine="0"/>
+        <w:jc w:val="center"/>
+        <w:rPr>
+          <w:lang w:val="en-US"/>
+        </w:rPr>
+      </w:pPr>
+    </w:p>
+    <w:p>
+      <w:pPr>
+        <w:pStyle w:val="af5"/>
+        <w:ind w:firstLine="0"/>
+        <w:jc w:val="center"/>
+        <w:rPr>
+          <w:lang w:val="en-US"/>
+        </w:rPr>
+      </w:pPr>
+    </w:p>
+    <w:p>
+      <w:pPr>
+        <w:pStyle w:val="af5"/>
+        <w:ind w:firstLine="0"/>
+        <w:jc w:val="center"/>
+        <w:rPr>
+          <w:lang w:val="en-US"/>
+        </w:rPr>
+      </w:pPr>
+    </w:p>
+    <w:p>
+      <w:pPr>
+        <w:pStyle w:val="af5"/>
+        <w:ind w:firstLine="0"/>
+        <w:jc w:val="center"/>
+        <w:rPr>
+          <w:lang w:val="en-US"/>
+        </w:rPr>
+      </w:pPr>
+    </w:p>
+    <w:p>
+      <w:pPr>
+        <w:pStyle w:val="af5"/>
+        <w:ind w:firstLine="0"/>
+        <w:jc w:val="center"/>
+        <w:rPr>
+          <w:lang w:val="en-US"/>
+        </w:rPr>
+      </w:pPr>
+    </w:p>
+    <w:p>
+      <w:pPr>
+        <w:pStyle w:val="af5"/>
+        <w:ind w:firstLine="0"/>
+        <w:jc w:val="center"/>
+        <w:rPr>
+          <w:lang w:val="en-US"/>
+        </w:rPr>
+      </w:pPr>
+    </w:p>
+    <w:p>
+      <w:pPr>
+        <w:pStyle w:val="af5"/>
+        <w:ind w:firstLine="0"/>
+        <w:jc w:val="center"/>
+        <w:rPr>
+          <w:lang w:val="en-US"/>
+        </w:rPr>
+      </w:pPr>
+    </w:p>
+    <w:p>
+      <w:pPr>
+        <w:pStyle w:val="af5"/>
+        <w:ind w:firstLine="0"/>
+        <w:jc w:val="center"/>
+        <w:rPr>
+          <w:lang w:val="en-US"/>
+        </w:rPr>
+      </w:pPr>
+    </w:p>
+    <w:p>
+      <w:pPr>
+        <w:pStyle w:val="af5"/>
+        <w:ind w:firstLine="708"/>
+        <w:jc w:val="left"/>
+        <w:rPr>
+          <w:lang w:val="en-US"/>
+        </w:rPr>
+      </w:pPr>
+      <w:r>
+        <w:lastRenderedPageBreak/>
+        <w:t xml:space="preserve"> На рисунке 4 представлен результат сортировки сгенерированного массива</w:t>
+      </w:r>
+      <w:r>
+        <w:t>:</w:t>
+      </w:r>
+    </w:p>
+    <w:p>
+      <w:pPr>
+        <w:pStyle w:val="af5"/>
+        <w:ind w:firstLine="0"/>
+        <w:jc w:val="center"/>
+        <w:rPr>
+          <w:lang w:val="en-US"/>
+        </w:rPr>
+      </w:pPr>
+      <w:r>
+        <w:rPr>
           <w:lang w:val="en-US"/>
         </w:rPr>
         <w:drawing>
-          <wp:inline distT="0" distB="0" distL="0" distR="0" wp14:anchorId="7A02D087" wp14:editId="31073F15">
-            <wp:extent cx="5940425" cy="1887855"/>
-            <wp:effectExtent l="0" t="0" r="3175" b="0"/>
-            <wp:docPr id="1507230647" name="Рисунок 1"/>
+          <wp:inline distT="0" distB="0" distL="0" distR="0" wp14:anchorId="16235352" wp14:editId="2F571530">
+            <wp:extent cx="5940425" cy="3462655"/>
+            <wp:effectExtent l="0" t="0" r="3175" b="4445"/>
+            <wp:docPr id="1724131208" name="Рисунок 1"/>
             <wp:cNvGraphicFramePr>
               <a:graphicFrameLocks xmlns:a="http://schemas.openxmlformats.org/drawingml/2006/main" noChangeAspect="1"/>
             </wp:cNvGraphicFramePr>
@@ -2035,7 +2246,7 @@
               <a:graphicData uri="http://schemas.openxmlformats.org/drawingml/2006/picture">
                 <pic:pic xmlns:pic="http://schemas.openxmlformats.org/drawingml/2006/picture">
                   <pic:nvPicPr>
-                    <pic:cNvPr id="1507230647" name=""/>
+                    <pic:cNvPr id="1724131208" name=""/>
                     <pic:cNvPicPr/>
                   </pic:nvPicPr>
                   <pic:blipFill>
@@ -2047,7 +2258,7 @@
                   <pic:spPr>
                     <a:xfrm>
                       <a:off x="0" y="0"/>
-                      <a:ext cx="5940425" cy="1887855"/>
+                      <a:ext cx="5940425" cy="3462655"/>
                     </a:xfrm>
                     <a:prstGeom prst="rect">
                       <a:avLst/>
@@ -2094,12 +2305,24 @@
       <w:pPr>
         <w:pStyle w:val="af5"/>
         <w:ind w:firstLine="0"/>
+        <w:jc w:val="center"/>
         <w:rPr>
-          <w:b/>
-          <w:bCs/>
           <w:lang w:val="en-US"/>
         </w:rPr>
       </w:pPr>
+    </w:p>
+    <w:p>
+      <w:pPr>
+        <w:pStyle w:val="af5"/>
+        <w:ind w:firstLine="708"/>
+        <w:jc w:val="left"/>
+      </w:pPr>
+      <w:r>
+        <w:t>На рисунке 5 представлена сортировка массива, введённого из файла</w:t>
+      </w:r>
+      <w:r>
+        <w:t>:</w:t>
+      </w:r>
     </w:p>
     <w:p>
       <w:pPr>
@@ -2118,7 +2341,6 @@
           <w:noProof/>
           <w:lang w:val="en-US"/>
         </w:rPr>
-        <w:lastRenderedPageBreak/>
         <w:drawing>
           <wp:inline distT="0" distB="0" distL="0" distR="0" wp14:anchorId="3D1FDA4C" wp14:editId="006E772D">
             <wp:extent cx="5940425" cy="1577340"/>
@@ -2185,8 +2407,21 @@
         <w:rPr>
           <w:b/>
           <w:bCs/>
+          <w:lang w:val="en-US"/>
         </w:rPr>
       </w:pPr>
+    </w:p>
+    <w:p>
+      <w:pPr>
+        <w:pStyle w:val="af5"/>
+        <w:ind w:firstLine="708"/>
+      </w:pPr>
+      <w:r>
+        <w:t>На рисунке 6 представлен результат сохранения отсортированного массива в файл</w:t>
+      </w:r>
+      <w:r>
+        <w:t>:</w:t>
+      </w:r>
     </w:p>
     <w:p>
       <w:pPr>
@@ -2202,14 +2437,13 @@
         <w:rPr>
           <w:b/>
           <w:bCs/>
-          <w:noProof/>
           <w:lang w:val="en-US"/>
         </w:rPr>
         <w:drawing>
-          <wp:inline distT="0" distB="0" distL="0" distR="0" wp14:anchorId="4444ECD3" wp14:editId="4EB510A8">
-            <wp:extent cx="5940425" cy="2348230"/>
-            <wp:effectExtent l="0" t="0" r="3175" b="0"/>
-            <wp:docPr id="475111475" name="Рисунок 1"/>
+          <wp:inline distT="0" distB="0" distL="0" distR="0" wp14:anchorId="5F371EBC" wp14:editId="3D666A54">
+            <wp:extent cx="5940425" cy="2093595"/>
+            <wp:effectExtent l="0" t="0" r="3175" b="1905"/>
+            <wp:docPr id="1942639793" name="Рисунок 1"/>
             <wp:cNvGraphicFramePr>
               <a:graphicFrameLocks xmlns:a="http://schemas.openxmlformats.org/drawingml/2006/main" noChangeAspect="1"/>
             </wp:cNvGraphicFramePr>
@@ -2217,7 +2451,7 @@
               <a:graphicData uri="http://schemas.openxmlformats.org/drawingml/2006/picture">
                 <pic:pic xmlns:pic="http://schemas.openxmlformats.org/drawingml/2006/picture">
                   <pic:nvPicPr>
-                    <pic:cNvPr id="475111475" name=""/>
+                    <pic:cNvPr id="1942639793" name=""/>
                     <pic:cNvPicPr/>
                   </pic:nvPicPr>
                   <pic:blipFill>
@@ -2229,7 +2463,7 @@
                   <pic:spPr>
                     <a:xfrm>
                       <a:off x="0" y="0"/>
-                      <a:ext cx="5940425" cy="2348230"/>
+                      <a:ext cx="5940425" cy="2093595"/>
                     </a:xfrm>
                     <a:prstGeom prst="rect">
                       <a:avLst/>
@@ -2271,8 +2505,22 @@
         <w:rPr>
           <w:b/>
           <w:bCs/>
+          <w:lang w:val="en-US"/>
         </w:rPr>
       </w:pPr>
+    </w:p>
+    <w:p>
+      <w:pPr>
+        <w:pStyle w:val="af5"/>
+        <w:ind w:firstLine="708"/>
+      </w:pPr>
+      <w:r>
+        <w:lastRenderedPageBreak/>
+        <w:t>На рисунке 7 представлено тестирование алгоритма на массиве целых неотрицательных чисел</w:t>
+      </w:r>
+      <w:r>
+        <w:t>:</w:t>
+      </w:r>
     </w:p>
     <w:p>
       <w:pPr>
@@ -2281,6 +2529,7 @@
         <w:rPr>
           <w:b/>
           <w:bCs/>
+          <w:lang w:val="en-US"/>
         </w:rPr>
       </w:pPr>
       <w:r>
@@ -2349,8 +2598,24 @@
       <w:pPr>
         <w:pStyle w:val="af5"/>
         <w:ind w:firstLine="0"/>
-        <w:jc w:val="center"/>
-      </w:pPr>
+      </w:pPr>
+    </w:p>
+    <w:p>
+      <w:pPr>
+        <w:pStyle w:val="af5"/>
+        <w:ind w:firstLine="708"/>
+      </w:pPr>
+      <w:r>
+        <w:t xml:space="preserve">На рисунке 8 представлено тестирование алгоритма на массиве целых </w:t>
+      </w:r>
+      <w:proofErr w:type="gramStart"/>
+      <w:r>
+        <w:t>отрицательных  чисел</w:t>
+      </w:r>
+      <w:proofErr w:type="gramEnd"/>
+      <w:r>
+        <w:t>:</w:t>
+      </w:r>
     </w:p>
     <w:p>
       <w:pPr>
@@ -2362,7 +2627,6 @@
         <w:rPr>
           <w:noProof/>
         </w:rPr>
-        <w:lastRenderedPageBreak/>
         <w:drawing>
           <wp:inline distT="0" distB="0" distL="0" distR="0" wp14:anchorId="26A6EAE0" wp14:editId="7343B8ED">
             <wp:extent cx="5940425" cy="2112645"/>
@@ -2426,8 +2690,21 @@
         <w:rPr>
           <w:b/>
           <w:bCs/>
+          <w:lang w:val="en-US"/>
         </w:rPr>
       </w:pPr>
+    </w:p>
+    <w:p>
+      <w:pPr>
+        <w:pStyle w:val="af5"/>
+        <w:ind w:firstLine="708"/>
+      </w:pPr>
+      <w:r>
+        <w:t>На рисунке 9 представлено тестирование алгоритма на массиве целых отрицательных и неотрицательных чисел</w:t>
+      </w:r>
+      <w:r>
+        <w:t>:</w:t>
+      </w:r>
     </w:p>
     <w:p>
       <w:pPr>
@@ -2486,6 +2763,9 @@
         <w:pStyle w:val="af5"/>
         <w:ind w:firstLine="0"/>
         <w:jc w:val="center"/>
+        <w:rPr>
+          <w:lang w:val="en-US"/>
+        </w:rPr>
       </w:pPr>
       <w:r>
         <w:t xml:space="preserve">Рисунок </w:t>
@@ -2499,166 +2779,6 @@
       <w:r>
         <w:t>Тестирования алгоритма на массиве целых отрицательных и неотрицательных чисел</w:t>
       </w:r>
-    </w:p>
-    <w:p>
-      <w:pPr>
-        <w:pStyle w:val="af5"/>
-        <w:ind w:firstLine="0"/>
-        <w:jc w:val="center"/>
-      </w:pPr>
-    </w:p>
-    <w:p>
-      <w:pPr>
-        <w:pStyle w:val="af5"/>
-        <w:ind w:firstLine="0"/>
-        <w:jc w:val="center"/>
-      </w:pPr>
-    </w:p>
-    <w:p>
-      <w:pPr>
-        <w:pStyle w:val="af5"/>
-        <w:ind w:firstLine="0"/>
-        <w:rPr>
-          <w:b/>
-          <w:bCs/>
-        </w:rPr>
-      </w:pPr>
-    </w:p>
-    <w:p>
-      <w:pPr>
-        <w:pStyle w:val="af5"/>
-        <w:ind w:firstLine="0"/>
-        <w:rPr>
-          <w:b/>
-          <w:bCs/>
-        </w:rPr>
-      </w:pPr>
-    </w:p>
-    <w:p>
-      <w:pPr>
-        <w:pStyle w:val="af5"/>
-        <w:ind w:firstLine="0"/>
-        <w:rPr>
-          <w:b/>
-          <w:bCs/>
-        </w:rPr>
-      </w:pPr>
-    </w:p>
-    <w:p>
-      <w:pPr>
-        <w:pStyle w:val="af5"/>
-        <w:ind w:firstLine="0"/>
-        <w:rPr>
-          <w:b/>
-          <w:bCs/>
-        </w:rPr>
-      </w:pPr>
-    </w:p>
-    <w:p>
-      <w:pPr>
-        <w:pStyle w:val="af5"/>
-        <w:ind w:firstLine="0"/>
-        <w:rPr>
-          <w:b/>
-          <w:bCs/>
-        </w:rPr>
-      </w:pPr>
-    </w:p>
-    <w:p>
-      <w:pPr>
-        <w:pStyle w:val="af5"/>
-        <w:ind w:firstLine="0"/>
-        <w:rPr>
-          <w:b/>
-          <w:bCs/>
-        </w:rPr>
-      </w:pPr>
-    </w:p>
-    <w:p>
-      <w:pPr>
-        <w:pStyle w:val="af5"/>
-        <w:ind w:firstLine="0"/>
-        <w:rPr>
-          <w:b/>
-          <w:bCs/>
-        </w:rPr>
-      </w:pPr>
-    </w:p>
-    <w:p>
-      <w:pPr>
-        <w:pStyle w:val="af5"/>
-        <w:ind w:firstLine="0"/>
-        <w:rPr>
-          <w:b/>
-          <w:bCs/>
-        </w:rPr>
-      </w:pPr>
-    </w:p>
-    <w:p>
-      <w:pPr>
-        <w:pStyle w:val="af5"/>
-        <w:ind w:firstLine="0"/>
-        <w:rPr>
-          <w:b/>
-          <w:bCs/>
-        </w:rPr>
-      </w:pPr>
-    </w:p>
-    <w:p>
-      <w:pPr>
-        <w:pStyle w:val="af5"/>
-        <w:ind w:firstLine="0"/>
-        <w:rPr>
-          <w:b/>
-          <w:bCs/>
-        </w:rPr>
-      </w:pPr>
-    </w:p>
-    <w:p>
-      <w:pPr>
-        <w:pStyle w:val="af5"/>
-        <w:ind w:firstLine="0"/>
-        <w:rPr>
-          <w:b/>
-          <w:bCs/>
-        </w:rPr>
-      </w:pPr>
-    </w:p>
-    <w:p>
-      <w:pPr>
-        <w:pStyle w:val="af5"/>
-        <w:ind w:firstLine="0"/>
-        <w:jc w:val="center"/>
-        <w:rPr>
-          <w:b/>
-          <w:bCs/>
-        </w:rPr>
-      </w:pPr>
-    </w:p>
-    <w:p>
-      <w:pPr>
-        <w:jc w:val="center"/>
-      </w:pPr>
-    </w:p>
-    <w:p>
-      <w:pPr>
-        <w:jc w:val="center"/>
-      </w:pPr>
-    </w:p>
-    <w:p>
-      <w:pPr>
-        <w:jc w:val="center"/>
-      </w:pPr>
-    </w:p>
-    <w:p>
-      <w:pPr>
-        <w:pStyle w:val="af5"/>
-        <w:ind w:firstLine="0"/>
-        <w:rPr>
-          <w:b/>
-          <w:bCs/>
-        </w:rPr>
-      </w:pPr>
     </w:p>
     <w:p>
       <w:pPr>
@@ -2887,7 +3007,7 @@
     <w:p>
       <w:pPr>
         <w:pStyle w:val="af5"/>
-        <w:ind w:left="360" w:firstLine="0"/>
+        <w:ind w:left="360" w:firstLine="348"/>
       </w:pPr>
       <w:r>
         <w:t xml:space="preserve">В результате программа реализует все вышеперечисленные форматы ввода безошибочно. Реализация самого алгоритма была подтверждена тестами с использованием библиотеки </w:t>
